--- a/docs/downloads/منوعات/doc_0682.docx
+++ b/docs/downloads/منوعات/doc_0682.docx
@@ -4,294 +4,216 @@
   <w:body>
     <w:p>
       <w:pPr>
-        <w:bidi/>
-        <w:jc w:val="both"/>
-        <w:rPr>
-          <w:rFonts w:ascii="Sakkal Majalla" w:hAnsi="Sakkal Majalla" w:cs="Sakkal Majalla"/>
-          <w:sz w:val="28"/>
-          <w:szCs w:val="28"/>
-          <w:rtl/>
+        <w:rPr>
+          <w:rtl/>
+          <w:lang w:bidi="ar-AE"/>
         </w:rPr>
       </w:pPr>
-      <w:r>
-        <w:rPr>
-          <w:rFonts w:ascii="Sakkal Majalla" w:hAnsi="Sakkal Majalla" w:cs="Sakkal Majalla"/>
-          <w:sz w:val="28"/>
-          <w:szCs w:val="28"/>
-          <w:rtl/>
-        </w:rPr>
-        <w:fldChar w:fldCharType="begin"/>
-      </w:r>
-      <w:r>
-        <w:rPr>
-          <w:rFonts w:ascii="Sakkal Majalla" w:hAnsi="Sakkal Majalla" w:cs="Sakkal Majalla"/>
-          <w:sz w:val="28"/>
-          <w:szCs w:val="28"/>
-          <w:rtl/>
-        </w:rPr>
-        <w:instrText xml:space="preserve"> </w:instrText>
-      </w:r>
-      <w:r>
-        <w:rPr>
-          <w:rFonts w:ascii="Sakkal Majalla" w:hAnsi="Sakkal Majalla" w:cs="Sakkal Majalla"/>
-          <w:sz w:val="28"/>
-          <w:szCs w:val="28"/>
-        </w:rPr>
-        <w:instrText>HYPERLINK</w:instrText>
-      </w:r>
-      <w:r>
-        <w:rPr>
-          <w:rFonts w:ascii="Sakkal Majalla" w:hAnsi="Sakkal Majalla" w:cs="Sakkal Majalla"/>
-          <w:sz w:val="28"/>
-          <w:szCs w:val="28"/>
-          <w:rtl/>
-        </w:rPr>
-        <w:instrText xml:space="preserve"> "</w:instrText>
-      </w:r>
-      <w:r>
-        <w:rPr>
-          <w:rFonts w:ascii="Sakkal Majalla" w:hAnsi="Sakkal Majalla" w:cs="Sakkal Majalla"/>
-          <w:sz w:val="28"/>
-          <w:szCs w:val="28"/>
-        </w:rPr>
-        <w:instrText>https://www.soundwords.de/kommunikation-unter-christen-a922.html</w:instrText>
-      </w:r>
-      <w:r>
-        <w:rPr>
-          <w:rFonts w:ascii="Sakkal Majalla" w:hAnsi="Sakkal Majalla" w:cs="Sakkal Majalla"/>
-          <w:sz w:val="28"/>
-          <w:szCs w:val="28"/>
-          <w:rtl/>
-        </w:rPr>
-        <w:instrText xml:space="preserve">" </w:instrText>
-      </w:r>
-      <w:r>
-        <w:rPr>
-          <w:rFonts w:ascii="Sakkal Majalla" w:hAnsi="Sakkal Majalla" w:cs="Sakkal Majalla"/>
-          <w:sz w:val="28"/>
-          <w:szCs w:val="28"/>
-          <w:rtl/>
-        </w:rPr>
-      </w:r>
-      <w:r>
-        <w:rPr>
-          <w:rFonts w:ascii="Sakkal Majalla" w:hAnsi="Sakkal Majalla" w:cs="Sakkal Majalla"/>
-          <w:sz w:val="28"/>
-          <w:szCs w:val="28"/>
-          <w:rtl/>
-        </w:rPr>
-        <w:fldChar w:fldCharType="separate"/>
-      </w:r>
-      <w:r>
-        <w:rPr>
-          <w:rStyle w:val="Hyperlink"/>
-          <w:rFonts w:ascii="Sakkal Majalla" w:hAnsi="Sakkal Majalla" w:cs="Sakkal Majalla" w:hint="cs"/>
-          <w:sz w:val="28"/>
-          <w:szCs w:val="28"/>
-          <w:rtl/>
-        </w:rPr>
-        <w:t>التواصل بين المسيحيين</w:t>
-      </w:r>
-      <w:r>
-        <w:rPr>
-          <w:rFonts w:ascii="Sakkal Majalla" w:hAnsi="Sakkal Majalla" w:cs="Sakkal Majalla"/>
-          <w:sz w:val="28"/>
-          <w:szCs w:val="28"/>
-          <w:rtl/>
-        </w:rPr>
-        <w:fldChar w:fldCharType="end"/>
-      </w:r>
+      <w:hyperlink r:id="rId4" w:history="1">
+        <w:r>
+          <w:rPr>
+            <w:rStyle w:val="Hyperlink"/>
+            <w:rFonts w:hint="cs"/>
+            <w:rtl/>
+            <w:lang w:bidi="ar-AE"/>
+          </w:rPr>
+          <w:t>الذي معه المفتاح</w:t>
+        </w:r>
+      </w:hyperlink>
     </w:p>
     <w:p>
       <w:pPr>
-        <w:bidi/>
-        <w:jc w:val="both"/>
-        <w:rPr>
-          <w:rFonts w:ascii="Sakkal Majalla" w:hAnsi="Sakkal Majalla" w:cs="Sakkal Majalla"/>
-          <w:sz w:val="28"/>
-          <w:szCs w:val="28"/>
-          <w:rtl/>
+        <w:rPr>
+          <w:rtl/>
+          <w:lang w:bidi="ar-AE"/>
         </w:rPr>
       </w:pPr>
       <w:r>
         <w:rPr>
-          <w:rFonts w:ascii="Sakkal Majalla" w:hAnsi="Sakkal Majalla" w:cs="Sakkal Majalla" w:hint="cs"/>
-          <w:sz w:val="28"/>
-          <w:szCs w:val="28"/>
-          <w:rtl/>
-        </w:rPr>
-        <w:t>ما الذي علينا أن ننتبه إليه لنتواصل بشكل ناجح؟</w:t>
-      </w:r>
+          <w:lang w:bidi="ar-AE"/>
+        </w:rPr>
+        <w:t>Tim Hadley</w:t>
+      </w:r>
+      <w:bookmarkStart w:id="0" w:name="_GoBack"/>
+      <w:bookmarkEnd w:id="0"/>
     </w:p>
     <w:p>
       <w:pPr>
-        <w:bidi/>
-        <w:jc w:val="both"/>
-        <w:rPr>
-          <w:rFonts w:ascii="Sakkal Majalla" w:hAnsi="Sakkal Majalla" w:cs="Sakkal Majalla"/>
-          <w:sz w:val="28"/>
-          <w:szCs w:val="28"/>
-          <w:rtl/>
+        <w:rPr>
+          <w:rtl/>
+          <w:lang w:bidi="ar-AE"/>
         </w:rPr>
       </w:pPr>
-      <w:bookmarkStart w:id="0" w:name="_GoBack"/>
-      <w:r>
-        <w:rPr>
-          <w:rFonts w:ascii="Sakkal Majalla" w:hAnsi="Sakkal Majalla" w:cs="Sakkal Majalla" w:hint="cs"/>
-          <w:sz w:val="28"/>
-          <w:szCs w:val="28"/>
-          <w:rtl/>
-        </w:rPr>
-        <w:t>يوحنا فيلبُس ف</w:t>
-      </w:r>
-      <w:proofErr w:type="spellStart"/>
-      <w:r>
-        <w:rPr>
-          <w:rFonts w:ascii="Sakkal Majalla" w:hAnsi="Sakkal Majalla" w:cs="Sakkal Majalla" w:hint="cs"/>
-          <w:sz w:val="28"/>
-          <w:szCs w:val="28"/>
-          <w:rtl/>
-        </w:rPr>
-        <w:t>يجفاندرات</w:t>
-      </w:r>
-      <w:bookmarkEnd w:id="0"/>
-      <w:proofErr w:type="spellEnd"/>
+      <w:r>
+        <w:rPr>
+          <w:rFonts w:hint="cs"/>
+          <w:rtl/>
+          <w:lang w:bidi="ar-AE"/>
+        </w:rPr>
+        <w:t>"</w:t>
+      </w:r>
+      <w:r>
+        <w:rPr>
+          <w:rtl/>
+          <w:lang w:bidi="ar-AE"/>
+        </w:rPr>
+        <w:t xml:space="preserve"> 18 قَرِيبٌ هُوَ الرَّبُّ مِنَ الْمُنْكَسِرِي الْقُلُوبِ، وَيُخَلِّصُ</w:t>
+      </w:r>
+      <w:r>
+        <w:rPr>
+          <w:rFonts w:hint="cs"/>
+          <w:rtl/>
+          <w:lang w:bidi="ar-AE"/>
+        </w:rPr>
+        <w:t xml:space="preserve"> (يعين)</w:t>
+      </w:r>
+      <w:r>
+        <w:rPr>
+          <w:rtl/>
+          <w:lang w:bidi="ar-AE"/>
+        </w:rPr>
+        <w:t xml:space="preserve"> الْمُنْسَحِقِي الرُّوحِ.</w:t>
+      </w:r>
+      <w:r>
+        <w:rPr>
+          <w:rFonts w:hint="cs"/>
+          <w:rtl/>
+          <w:lang w:bidi="ar-AE"/>
+        </w:rPr>
+        <w:t>" مزمور 34: 18</w:t>
+      </w:r>
     </w:p>
     <w:p>
       <w:pPr>
-        <w:bidi/>
-        <w:jc w:val="both"/>
-        <w:rPr>
-          <w:rFonts w:ascii="Sakkal Majalla" w:hAnsi="Sakkal Majalla" w:cs="Sakkal Majalla"/>
-          <w:sz w:val="28"/>
-          <w:szCs w:val="28"/>
-          <w:rtl/>
-          <w:lang w:val="en-US"/>
+        <w:rPr>
+          <w:rtl/>
+          <w:lang w:bidi="ar-AE"/>
         </w:rPr>
       </w:pPr>
       <w:r>
         <w:rPr>
-          <w:rFonts w:ascii="Sakkal Majalla" w:hAnsi="Sakkal Majalla" w:cs="Sakkal Majalla" w:hint="cs"/>
-          <w:sz w:val="28"/>
-          <w:szCs w:val="28"/>
-          <w:rtl/>
-          <w:lang w:val="en-US"/>
-        </w:rPr>
-        <w:t>تمهيد</w:t>
+          <w:rFonts w:hint="cs"/>
+          <w:rtl/>
+          <w:lang w:bidi="ar-AE"/>
+        </w:rPr>
+        <w:t xml:space="preserve">تبعد مدينة نايين عن كفرناحوم 25 ميلاً، سفر يوم على وجه التحديد. في لوقا 7: 11 </w:t>
+      </w:r>
+      <w:r>
+        <w:rPr>
+          <w:rtl/>
+          <w:lang w:bidi="ar-AE"/>
+        </w:rPr>
+        <w:t>–</w:t>
+      </w:r>
+      <w:r>
+        <w:rPr>
+          <w:rFonts w:hint="cs"/>
+          <w:rtl/>
+          <w:lang w:bidi="ar-AE"/>
+        </w:rPr>
+        <w:t xml:space="preserve"> 17 نرى كيف أن الرب ذهب هناك ورافقته جموع كبيرة من الناس. حينما اقتربوا من المدينة، خرج جمع كبير من الناس من المدينة؛ لقد كانت جنازة. وقد حملوا رجلاً ميتًا. </w:t>
+      </w:r>
+      <w:r>
+        <w:rPr>
+          <w:rFonts w:hint="cs"/>
+          <w:rtl/>
+          <w:lang w:bidi="ar-AE"/>
+        </w:rPr>
+        <w:t xml:space="preserve">وإذ كان اليهود يدفنون موتاهم في ذلك اليوم (تثنية 21:23؛ أعمال الرسل 5: 5 </w:t>
+      </w:r>
+      <w:r>
+        <w:rPr>
+          <w:rtl/>
+          <w:lang w:bidi="ar-AE"/>
+        </w:rPr>
+        <w:t>–</w:t>
+      </w:r>
+      <w:r>
+        <w:rPr>
+          <w:rFonts w:hint="cs"/>
+          <w:rtl/>
+          <w:lang w:bidi="ar-AE"/>
+        </w:rPr>
+        <w:t xml:space="preserve"> 10)، يمكننا أن نستنتج بأن هذا الرجل لم يمر عليه الكثير من الوقت منذ موته. الذي مات كان وحيد أرملة وهي كانت حزينة جدًا! هي كانت تعاني! لكن الرب يسوع كان قريبًا!</w:t>
       </w:r>
     </w:p>
     <w:p>
       <w:pPr>
-        <w:bidi/>
-        <w:jc w:val="both"/>
-        <w:rPr>
-          <w:rFonts w:ascii="Sakkal Majalla" w:hAnsi="Sakkal Majalla" w:cs="Sakkal Majalla"/>
-          <w:sz w:val="28"/>
-          <w:szCs w:val="28"/>
-          <w:rtl/>
-          <w:lang w:val="en-US"/>
+        <w:rPr>
+          <w:rtl/>
+          <w:lang w:bidi="ar-AE"/>
         </w:rPr>
       </w:pPr>
       <w:r>
         <w:rPr>
-          <w:rFonts w:ascii="Sakkal Majalla" w:hAnsi="Sakkal Majalla" w:cs="Sakkal Majalla" w:hint="cs"/>
-          <w:sz w:val="28"/>
-          <w:szCs w:val="28"/>
-          <w:rtl/>
-          <w:lang w:val="en-US"/>
-        </w:rPr>
-        <w:t>بالرغم من كل وسائل تواصلنا التي تكاد تكون كاملة يتزايد سوء فهمنا، نزاعاتنا واختلاف آرائنا بين الناس في هذا الزمان بدلاً من أن تقل! من الواضح أن المعوقات هي ليست تقنية تقف في طريق تبادل في الأفكار بين الناس. هذه المعوقات لا ينبغي علينا أن نجدها في وسائل التواصل، وإنما في الناس الذين يريدون بأن يتواصلوا. فوسائل التواصل، إن كانت بالأوراق، الهاتف، الأقمار الصناعية في الكون أو مهما كانت، هي أمور ثانوية تمامًا. إلا أن المشكلة تكمن في أنه يمكننا أن نستخدم الورقة، وحتى الرسالة الورقية المطبوعة بالألوان، وكل وسائل التواصل الأخرى استخدامًا سيئًا. إنه من المهم، بأن نوجّه فكرنا إلى الشروط لتواصل مثمر ومبارك. وقبل أن نفعل هذا، من الضروري بأن نلفت الانتباه إلى صفة محددة مميزة للتواصل.</w:t>
+          <w:rFonts w:hint="cs"/>
+          <w:rtl/>
+          <w:lang w:bidi="ar-AE"/>
+        </w:rPr>
+        <w:t>إننا في هذا المقطع لا نرى فقط حشدين من الناس، وإنما أيضًا ابنين. الواحد هو وحيد أرملة باكية،</w:t>
+      </w:r>
+      <w:r>
+        <w:rPr>
+          <w:rFonts w:hint="cs"/>
+          <w:rtl/>
+          <w:lang w:bidi="ar-AE"/>
+        </w:rPr>
+        <w:t xml:space="preserve"> والآخر ابن الله الوحيد. ابنٌ كان ميتًا، والابن الآخر كان القيامة والحياة! إننا نرى هنا أيضًا متألمين يتقابلان معًا: المرأة التي حملت همومها وكربها، والرب يسوع، الذي هو رجل الأوجاع ومختبر الحزن (أشعياء 53: 3، 4). هو مَن استطاع أن يشعر بحزن المرأة ...</w:t>
       </w:r>
     </w:p>
     <w:p>
       <w:pPr>
-        <w:bidi/>
-        <w:jc w:val="both"/>
-        <w:rPr>
-          <w:rFonts w:ascii="Sakkal Majalla" w:hAnsi="Sakkal Majalla" w:cs="Sakkal Majalla"/>
-          <w:sz w:val="28"/>
-          <w:szCs w:val="28"/>
-          <w:rtl/>
-          <w:lang w:val="en-US"/>
+        <w:rPr>
+          <w:rtl/>
+          <w:lang w:bidi="ar-AE"/>
         </w:rPr>
       </w:pPr>
       <w:r>
         <w:rPr>
-          <w:rFonts w:ascii="Sakkal Majalla" w:hAnsi="Sakkal Majalla" w:cs="Sakkal Majalla" w:hint="cs"/>
-          <w:sz w:val="28"/>
-          <w:szCs w:val="28"/>
-          <w:rtl/>
-          <w:lang w:val="en-US"/>
-        </w:rPr>
-        <w:t>كل تواصل في مفهوم معيّن هو ذاتي</w:t>
+          <w:rFonts w:hint="cs"/>
+          <w:rtl/>
+          <w:lang w:bidi="ar-AE"/>
+        </w:rPr>
+        <w:t>في ذلك اليوم أيضًا كانا عدوان في الطريق: الموت، ومَن له سلطان على الموت. الرب يسوع غلب الموت، العدو الأخير، الذي يفصلنا عن جسدنا ويفصل نفوسنا عن الله إن كنا لا نعرف الرب يسوع المسيح مخلصًا لنا! لكن كيفما غلب الرب يسوع الموت بإقامته ابن هذه المرأة الباكبة بكلمة بسيطة، هكذا أيضًا غلب وقهر مَن له سلطان الموت بدخوله الموت من أجلنا (عبرانيين 2: 14).</w:t>
       </w:r>
     </w:p>
     <w:p>
       <w:pPr>
-        <w:bidi/>
-        <w:jc w:val="both"/>
-        <w:rPr>
-          <w:rFonts w:ascii="Sakkal Majalla" w:hAnsi="Sakkal Majalla" w:cs="Sakkal Majalla" w:hint="cs"/>
-          <w:sz w:val="28"/>
-          <w:szCs w:val="28"/>
-          <w:lang w:val="en-US"/>
+        <w:rPr>
+          <w:rFonts w:hint="cs"/>
+          <w:lang w:bidi="ar-AE"/>
         </w:rPr>
       </w:pPr>
       <w:r>
         <w:rPr>
-          <w:rFonts w:ascii="Sakkal Majalla" w:hAnsi="Sakkal Majalla" w:cs="Sakkal Majalla" w:hint="cs"/>
-          <w:sz w:val="28"/>
-          <w:szCs w:val="28"/>
-          <w:rtl/>
-          <w:lang w:val="en-US"/>
-        </w:rPr>
-        <w:t xml:space="preserve">عندما يتحدث إنسانان مع بعضهما، فإنه أمر ذاتي لكلا الطرفين، هذا يعني، أنه لكليهما ليس هو مجرد اختبار في الظاهر، وإنما بالأولى اختبار باطني. عند اصغائي لشخص ما، </w:t>
-      </w:r>
-      <w:r>
-        <w:rPr>
-          <w:rFonts w:ascii="Sakkal Majalla" w:hAnsi="Sakkal Majalla" w:cs="Sakkal Majalla"/>
-          <w:sz w:val="28"/>
-          <w:szCs w:val="28"/>
-          <w:rtl/>
-          <w:lang w:val="en-US"/>
-        </w:rPr>
-        <w:t xml:space="preserve">فإن </w:t>
-      </w:r>
-      <w:r>
-        <w:rPr>
-          <w:rFonts w:ascii="Sakkal Majalla" w:hAnsi="Sakkal Majalla" w:cs="Sakkal Majalla" w:hint="cs"/>
-          <w:sz w:val="28"/>
-          <w:szCs w:val="28"/>
-          <w:rtl/>
-          <w:lang w:val="en-US"/>
-        </w:rPr>
-        <w:t>استيعابي لقوله</w:t>
-      </w:r>
-      <w:r>
-        <w:rPr>
-          <w:rFonts w:ascii="Sakkal Majalla" w:hAnsi="Sakkal Majalla" w:cs="Sakkal Majalla"/>
-          <w:sz w:val="28"/>
-          <w:szCs w:val="28"/>
-          <w:rtl/>
-          <w:lang w:val="en-US"/>
-        </w:rPr>
-        <w:t xml:space="preserve"> يتحدد بإدراكي وحكمتي وقدرتي على المتابعة والمعالجة والتطبيق وما إلى ذلك.</w:t>
-      </w:r>
-      <w:r>
-        <w:rPr>
-          <w:rFonts w:ascii="Sakkal Majalla" w:hAnsi="Sakkal Majalla" w:cs="Sakkal Majalla" w:hint="cs"/>
-          <w:sz w:val="28"/>
-          <w:szCs w:val="28"/>
-          <w:rtl/>
-          <w:lang w:val="en-US"/>
-        </w:rPr>
-        <w:t xml:space="preserve"> عندما يسمع شخصان الأمر ذاته، فلا يكون هذا ذات الشيء لكل مسمع منهما.</w:t>
+          <w:rFonts w:hint="cs"/>
+          <w:rtl/>
+          <w:lang w:bidi="ar-AE"/>
+        </w:rPr>
+        <w:t>الرب يسوع يقول منتصرًا: "</w:t>
+      </w:r>
+      <w:r>
+        <w:rPr>
+          <w:rtl/>
+          <w:lang w:bidi="ar-AE"/>
+        </w:rPr>
+        <w:t>وَالْحَيُّ. وَكُنْتُ مَيْتًا، وَهَا أَنَا حَيٌّ إِلَى أَبَدِ الآبِدِينَ! آمِينَ. وَلِي مَفَاتِيحُ الْهَاوِيَةِ وَالْمَوْتِ.</w:t>
+      </w:r>
+      <w:r>
+        <w:rPr>
+          <w:rFonts w:hint="cs"/>
+          <w:rtl/>
+          <w:lang w:bidi="ar-AE"/>
+        </w:rPr>
+        <w:t>" (رؤيا 1: 18).</w:t>
       </w:r>
     </w:p>
     <w:sectPr>
       <w:pgSz w:w="11906" w:h="16838"/>
-      <w:pgMar w:top="1440" w:right="1440" w:bottom="1440" w:left="1440" w:header="708" w:footer="708" w:gutter="0"/>
+      <w:pgMar w:top="1440" w:right="1800" w:bottom="1440" w:left="1800" w:header="708" w:footer="708" w:gutter="0"/>
       <w:cols w:space="708"/>
+      <w:bidi/>
+      <w:rtlGutter/>
       <w:docGrid w:linePitch="360"/>
     </w:sectPr>
   </w:body>
@@ -303,15 +225,17 @@
   <w:docDefaults>
     <w:rPrDefault>
       <w:rPr>
-        <w:rFonts w:asciiTheme="minorHAnsi" w:eastAsiaTheme="minorHAnsi" w:hAnsiTheme="minorHAnsi" w:cstheme="minorBidi"/>
-        <w:sz w:val="22"/>
-        <w:szCs w:val="22"/>
-        <w:lang w:val="en-IL" w:eastAsia="en-US" w:bidi="ar-SA"/>
+        <w:rFonts w:ascii="Sakkal Majalla" w:eastAsiaTheme="minorHAnsi" w:hAnsi="Sakkal Majalla" w:cs="Sakkal Majalla"/>
+        <w:sz w:val="28"/>
+        <w:szCs w:val="28"/>
+        <w:lang w:val="en-US" w:eastAsia="en-US" w:bidi="ar-SA"/>
       </w:rPr>
     </w:rPrDefault>
     <w:pPrDefault>
       <w:pPr>
+        <w:bidi/>
         <w:spacing w:after="160" w:line="259" w:lineRule="auto"/>
+        <w:jc w:val="both"/>
       </w:pPr>
     </w:pPrDefault>
   </w:docDefaults>
@@ -697,6 +621,7 @@
     <w:name w:val="Normal"/>
     <w:qFormat/>
     <w:rPr>
+      <w:noProof/>
       <w:lang w:bidi="ar-EG"/>
     </w:rPr>
   </w:style>
@@ -732,7 +657,7 @@
     <w:basedOn w:val="DefaultParagraphFont"/>
     <w:uiPriority w:val="99"/>
     <w:unhideWhenUsed/>
-    <w:rsid w:val="00536565"/>
+    <w:rsid w:val="000A0ECE"/>
     <w:rPr>
       <w:color w:val="0563C1" w:themeColor="hyperlink"/>
       <w:u w:val="single"/>
@@ -744,7 +669,7 @@
     <w:uiPriority w:val="99"/>
     <w:semiHidden/>
     <w:unhideWhenUsed/>
-    <w:rsid w:val="00536565"/>
+    <w:rsid w:val="000A0ECE"/>
     <w:rPr>
       <w:color w:val="605E5C"/>
       <w:shd w:val="clear" w:color="auto" w:fill="E1DFDD"/>
@@ -754,7 +679,7 @@
 </file>
 
 <file path=word/theme/theme1.xml><?xml version="1.0" encoding="utf-8"?>
-<a:theme xmlns:a="http://schemas.openxmlformats.org/drawingml/2006/main" name="ערכת נושא Office">
+<a:theme xmlns:a="http://schemas.openxmlformats.org/drawingml/2006/main" name="Office Theme">
   <a:themeElements>
     <a:clrScheme name="Office">
       <a:dk1>

--- a/docs/downloads/منوعات/doc_0682.docx
+++ b/docs/downloads/منوعات/doc_0682.docx
@@ -4,216 +4,294 @@
   <w:body>
     <w:p>
       <w:pPr>
-        <w:rPr>
-          <w:rtl/>
-          <w:lang w:bidi="ar-AE"/>
+        <w:bidi/>
+        <w:jc w:val="both"/>
+        <w:rPr>
+          <w:rFonts w:ascii="Sakkal Majalla" w:hAnsi="Sakkal Majalla" w:cs="Sakkal Majalla"/>
+          <w:sz w:val="28"/>
+          <w:szCs w:val="28"/>
+          <w:rtl/>
         </w:rPr>
       </w:pPr>
-      <w:hyperlink r:id="rId4" w:history="1">
-        <w:r>
-          <w:rPr>
-            <w:rStyle w:val="Hyperlink"/>
-            <w:rFonts w:hint="cs"/>
-            <w:rtl/>
-            <w:lang w:bidi="ar-AE"/>
-          </w:rPr>
-          <w:t>الذي معه المفتاح</w:t>
-        </w:r>
-      </w:hyperlink>
+      <w:r>
+        <w:rPr>
+          <w:rFonts w:ascii="Sakkal Majalla" w:hAnsi="Sakkal Majalla" w:cs="Sakkal Majalla"/>
+          <w:sz w:val="28"/>
+          <w:szCs w:val="28"/>
+          <w:rtl/>
+        </w:rPr>
+        <w:fldChar w:fldCharType="begin"/>
+      </w:r>
+      <w:r>
+        <w:rPr>
+          <w:rFonts w:ascii="Sakkal Majalla" w:hAnsi="Sakkal Majalla" w:cs="Sakkal Majalla"/>
+          <w:sz w:val="28"/>
+          <w:szCs w:val="28"/>
+          <w:rtl/>
+        </w:rPr>
+        <w:instrText xml:space="preserve"> </w:instrText>
+      </w:r>
+      <w:r>
+        <w:rPr>
+          <w:rFonts w:ascii="Sakkal Majalla" w:hAnsi="Sakkal Majalla" w:cs="Sakkal Majalla"/>
+          <w:sz w:val="28"/>
+          <w:szCs w:val="28"/>
+        </w:rPr>
+        <w:instrText>HYPERLINK</w:instrText>
+      </w:r>
+      <w:r>
+        <w:rPr>
+          <w:rFonts w:ascii="Sakkal Majalla" w:hAnsi="Sakkal Majalla" w:cs="Sakkal Majalla"/>
+          <w:sz w:val="28"/>
+          <w:szCs w:val="28"/>
+          <w:rtl/>
+        </w:rPr>
+        <w:instrText xml:space="preserve"> "</w:instrText>
+      </w:r>
+      <w:r>
+        <w:rPr>
+          <w:rFonts w:ascii="Sakkal Majalla" w:hAnsi="Sakkal Majalla" w:cs="Sakkal Majalla"/>
+          <w:sz w:val="28"/>
+          <w:szCs w:val="28"/>
+        </w:rPr>
+        <w:instrText>https://www.soundwords.de/kommunikation-unter-christen-a922.html</w:instrText>
+      </w:r>
+      <w:r>
+        <w:rPr>
+          <w:rFonts w:ascii="Sakkal Majalla" w:hAnsi="Sakkal Majalla" w:cs="Sakkal Majalla"/>
+          <w:sz w:val="28"/>
+          <w:szCs w:val="28"/>
+          <w:rtl/>
+        </w:rPr>
+        <w:instrText xml:space="preserve">" </w:instrText>
+      </w:r>
+      <w:r>
+        <w:rPr>
+          <w:rFonts w:ascii="Sakkal Majalla" w:hAnsi="Sakkal Majalla" w:cs="Sakkal Majalla"/>
+          <w:sz w:val="28"/>
+          <w:szCs w:val="28"/>
+          <w:rtl/>
+        </w:rPr>
+      </w:r>
+      <w:r>
+        <w:rPr>
+          <w:rFonts w:ascii="Sakkal Majalla" w:hAnsi="Sakkal Majalla" w:cs="Sakkal Majalla"/>
+          <w:sz w:val="28"/>
+          <w:szCs w:val="28"/>
+          <w:rtl/>
+        </w:rPr>
+        <w:fldChar w:fldCharType="separate"/>
+      </w:r>
+      <w:r>
+        <w:rPr>
+          <w:rStyle w:val="Hyperlink"/>
+          <w:rFonts w:ascii="Sakkal Majalla" w:hAnsi="Sakkal Majalla" w:cs="Sakkal Majalla" w:hint="cs"/>
+          <w:sz w:val="28"/>
+          <w:szCs w:val="28"/>
+          <w:rtl/>
+        </w:rPr>
+        <w:t>التواصل بين المسيحيين</w:t>
+      </w:r>
+      <w:r>
+        <w:rPr>
+          <w:rFonts w:ascii="Sakkal Majalla" w:hAnsi="Sakkal Majalla" w:cs="Sakkal Majalla"/>
+          <w:sz w:val="28"/>
+          <w:szCs w:val="28"/>
+          <w:rtl/>
+        </w:rPr>
+        <w:fldChar w:fldCharType="end"/>
+      </w:r>
     </w:p>
     <w:p>
       <w:pPr>
-        <w:rPr>
-          <w:rtl/>
-          <w:lang w:bidi="ar-AE"/>
+        <w:bidi/>
+        <w:jc w:val="both"/>
+        <w:rPr>
+          <w:rFonts w:ascii="Sakkal Majalla" w:hAnsi="Sakkal Majalla" w:cs="Sakkal Majalla"/>
+          <w:sz w:val="28"/>
+          <w:szCs w:val="28"/>
+          <w:rtl/>
         </w:rPr>
       </w:pPr>
       <w:r>
         <w:rPr>
-          <w:lang w:bidi="ar-AE"/>
-        </w:rPr>
-        <w:t>Tim Hadley</w:t>
-      </w:r>
-      <w:bookmarkStart w:id="0" w:name="_GoBack"/>
-      <w:bookmarkEnd w:id="0"/>
+          <w:rFonts w:ascii="Sakkal Majalla" w:hAnsi="Sakkal Majalla" w:cs="Sakkal Majalla" w:hint="cs"/>
+          <w:sz w:val="28"/>
+          <w:szCs w:val="28"/>
+          <w:rtl/>
+        </w:rPr>
+        <w:t>ما الذي علينا أن ننتبه إليه لنتواصل بشكل ناجح؟</w:t>
+      </w:r>
     </w:p>
     <w:p>
       <w:pPr>
-        <w:rPr>
-          <w:rtl/>
-          <w:lang w:bidi="ar-AE"/>
+        <w:bidi/>
+        <w:jc w:val="both"/>
+        <w:rPr>
+          <w:rFonts w:ascii="Sakkal Majalla" w:hAnsi="Sakkal Majalla" w:cs="Sakkal Majalla"/>
+          <w:sz w:val="28"/>
+          <w:szCs w:val="28"/>
+          <w:rtl/>
         </w:rPr>
       </w:pPr>
-      <w:r>
-        <w:rPr>
-          <w:rFonts w:hint="cs"/>
-          <w:rtl/>
-          <w:lang w:bidi="ar-AE"/>
-        </w:rPr>
-        <w:t>"</w:t>
-      </w:r>
-      <w:r>
-        <w:rPr>
-          <w:rtl/>
-          <w:lang w:bidi="ar-AE"/>
-        </w:rPr>
-        <w:t xml:space="preserve"> 18 قَرِيبٌ هُوَ الرَّبُّ مِنَ الْمُنْكَسِرِي الْقُلُوبِ، وَيُخَلِّصُ</w:t>
-      </w:r>
-      <w:r>
-        <w:rPr>
-          <w:rFonts w:hint="cs"/>
-          <w:rtl/>
-          <w:lang w:bidi="ar-AE"/>
-        </w:rPr>
-        <w:t xml:space="preserve"> (يعين)</w:t>
-      </w:r>
-      <w:r>
-        <w:rPr>
-          <w:rtl/>
-          <w:lang w:bidi="ar-AE"/>
-        </w:rPr>
-        <w:t xml:space="preserve"> الْمُنْسَحِقِي الرُّوحِ.</w:t>
-      </w:r>
-      <w:r>
-        <w:rPr>
-          <w:rFonts w:hint="cs"/>
-          <w:rtl/>
-          <w:lang w:bidi="ar-AE"/>
-        </w:rPr>
-        <w:t>" مزمور 34: 18</w:t>
-      </w:r>
+      <w:bookmarkStart w:id="0" w:name="_GoBack"/>
+      <w:r>
+        <w:rPr>
+          <w:rFonts w:ascii="Sakkal Majalla" w:hAnsi="Sakkal Majalla" w:cs="Sakkal Majalla" w:hint="cs"/>
+          <w:sz w:val="28"/>
+          <w:szCs w:val="28"/>
+          <w:rtl/>
+        </w:rPr>
+        <w:t>يوحنا فيلبُس ف</w:t>
+      </w:r>
+      <w:proofErr w:type="spellStart"/>
+      <w:r>
+        <w:rPr>
+          <w:rFonts w:ascii="Sakkal Majalla" w:hAnsi="Sakkal Majalla" w:cs="Sakkal Majalla" w:hint="cs"/>
+          <w:sz w:val="28"/>
+          <w:szCs w:val="28"/>
+          <w:rtl/>
+        </w:rPr>
+        <w:t>يجفاندرات</w:t>
+      </w:r>
+      <w:bookmarkEnd w:id="0"/>
+      <w:proofErr w:type="spellEnd"/>
     </w:p>
     <w:p>
       <w:pPr>
-        <w:rPr>
-          <w:rtl/>
-          <w:lang w:bidi="ar-AE"/>
+        <w:bidi/>
+        <w:jc w:val="both"/>
+        <w:rPr>
+          <w:rFonts w:ascii="Sakkal Majalla" w:hAnsi="Sakkal Majalla" w:cs="Sakkal Majalla"/>
+          <w:sz w:val="28"/>
+          <w:szCs w:val="28"/>
+          <w:rtl/>
+          <w:lang w:val="en-US"/>
         </w:rPr>
       </w:pPr>
       <w:r>
         <w:rPr>
-          <w:rFonts w:hint="cs"/>
-          <w:rtl/>
-          <w:lang w:bidi="ar-AE"/>
-        </w:rPr>
-        <w:t xml:space="preserve">تبعد مدينة نايين عن كفرناحوم 25 ميلاً، سفر يوم على وجه التحديد. في لوقا 7: 11 </w:t>
-      </w:r>
-      <w:r>
-        <w:rPr>
-          <w:rtl/>
-          <w:lang w:bidi="ar-AE"/>
-        </w:rPr>
-        <w:t>–</w:t>
-      </w:r>
-      <w:r>
-        <w:rPr>
-          <w:rFonts w:hint="cs"/>
-          <w:rtl/>
-          <w:lang w:bidi="ar-AE"/>
-        </w:rPr>
-        <w:t xml:space="preserve"> 17 نرى كيف أن الرب ذهب هناك ورافقته جموع كبيرة من الناس. حينما اقتربوا من المدينة، خرج جمع كبير من الناس من المدينة؛ لقد كانت جنازة. وقد حملوا رجلاً ميتًا. </w:t>
-      </w:r>
-      <w:r>
-        <w:rPr>
-          <w:rFonts w:hint="cs"/>
-          <w:rtl/>
-          <w:lang w:bidi="ar-AE"/>
-        </w:rPr>
-        <w:t xml:space="preserve">وإذ كان اليهود يدفنون موتاهم في ذلك اليوم (تثنية 21:23؛ أعمال الرسل 5: 5 </w:t>
-      </w:r>
-      <w:r>
-        <w:rPr>
-          <w:rtl/>
-          <w:lang w:bidi="ar-AE"/>
-        </w:rPr>
-        <w:t>–</w:t>
-      </w:r>
-      <w:r>
-        <w:rPr>
-          <w:rFonts w:hint="cs"/>
-          <w:rtl/>
-          <w:lang w:bidi="ar-AE"/>
-        </w:rPr>
-        <w:t xml:space="preserve"> 10)، يمكننا أن نستنتج بأن هذا الرجل لم يمر عليه الكثير من الوقت منذ موته. الذي مات كان وحيد أرملة وهي كانت حزينة جدًا! هي كانت تعاني! لكن الرب يسوع كان قريبًا!</w:t>
+          <w:rFonts w:ascii="Sakkal Majalla" w:hAnsi="Sakkal Majalla" w:cs="Sakkal Majalla" w:hint="cs"/>
+          <w:sz w:val="28"/>
+          <w:szCs w:val="28"/>
+          <w:rtl/>
+          <w:lang w:val="en-US"/>
+        </w:rPr>
+        <w:t>تمهيد</w:t>
       </w:r>
     </w:p>
     <w:p>
       <w:pPr>
-        <w:rPr>
-          <w:rtl/>
-          <w:lang w:bidi="ar-AE"/>
+        <w:bidi/>
+        <w:jc w:val="both"/>
+        <w:rPr>
+          <w:rFonts w:ascii="Sakkal Majalla" w:hAnsi="Sakkal Majalla" w:cs="Sakkal Majalla"/>
+          <w:sz w:val="28"/>
+          <w:szCs w:val="28"/>
+          <w:rtl/>
+          <w:lang w:val="en-US"/>
         </w:rPr>
       </w:pPr>
       <w:r>
         <w:rPr>
-          <w:rFonts w:hint="cs"/>
-          <w:rtl/>
-          <w:lang w:bidi="ar-AE"/>
-        </w:rPr>
-        <w:t>إننا في هذا المقطع لا نرى فقط حشدين من الناس، وإنما أيضًا ابنين. الواحد هو وحيد أرملة باكية،</w:t>
-      </w:r>
-      <w:r>
-        <w:rPr>
-          <w:rFonts w:hint="cs"/>
-          <w:rtl/>
-          <w:lang w:bidi="ar-AE"/>
-        </w:rPr>
-        <w:t xml:space="preserve"> والآخر ابن الله الوحيد. ابنٌ كان ميتًا، والابن الآخر كان القيامة والحياة! إننا نرى هنا أيضًا متألمين يتقابلان معًا: المرأة التي حملت همومها وكربها، والرب يسوع، الذي هو رجل الأوجاع ومختبر الحزن (أشعياء 53: 3، 4). هو مَن استطاع أن يشعر بحزن المرأة ...</w:t>
+          <w:rFonts w:ascii="Sakkal Majalla" w:hAnsi="Sakkal Majalla" w:cs="Sakkal Majalla" w:hint="cs"/>
+          <w:sz w:val="28"/>
+          <w:szCs w:val="28"/>
+          <w:rtl/>
+          <w:lang w:val="en-US"/>
+        </w:rPr>
+        <w:t>بالرغم من كل وسائل تواصلنا التي تكاد تكون كاملة يتزايد سوء فهمنا، نزاعاتنا واختلاف آرائنا بين الناس في هذا الزمان بدلاً من أن تقل! من الواضح أن المعوقات هي ليست تقنية تقف في طريق تبادل في الأفكار بين الناس. هذه المعوقات لا ينبغي علينا أن نجدها في وسائل التواصل، وإنما في الناس الذين يريدون بأن يتواصلوا. فوسائل التواصل، إن كانت بالأوراق، الهاتف، الأقمار الصناعية في الكون أو مهما كانت، هي أمور ثانوية تمامًا. إلا أن المشكلة تكمن في أنه يمكننا أن نستخدم الورقة، وحتى الرسالة الورقية المطبوعة بالألوان، وكل وسائل التواصل الأخرى استخدامًا سيئًا. إنه من المهم، بأن نوجّه فكرنا إلى الشروط لتواصل مثمر ومبارك. وقبل أن نفعل هذا، من الضروري بأن نلفت الانتباه إلى صفة محددة مميزة للتواصل.</w:t>
       </w:r>
     </w:p>
     <w:p>
       <w:pPr>
-        <w:rPr>
-          <w:rtl/>
-          <w:lang w:bidi="ar-AE"/>
+        <w:bidi/>
+        <w:jc w:val="both"/>
+        <w:rPr>
+          <w:rFonts w:ascii="Sakkal Majalla" w:hAnsi="Sakkal Majalla" w:cs="Sakkal Majalla"/>
+          <w:sz w:val="28"/>
+          <w:szCs w:val="28"/>
+          <w:rtl/>
+          <w:lang w:val="en-US"/>
         </w:rPr>
       </w:pPr>
       <w:r>
         <w:rPr>
-          <w:rFonts w:hint="cs"/>
-          <w:rtl/>
-          <w:lang w:bidi="ar-AE"/>
-        </w:rPr>
-        <w:t>في ذلك اليوم أيضًا كانا عدوان في الطريق: الموت، ومَن له سلطان على الموت. الرب يسوع غلب الموت، العدو الأخير، الذي يفصلنا عن جسدنا ويفصل نفوسنا عن الله إن كنا لا نعرف الرب يسوع المسيح مخلصًا لنا! لكن كيفما غلب الرب يسوع الموت بإقامته ابن هذه المرأة الباكبة بكلمة بسيطة، هكذا أيضًا غلب وقهر مَن له سلطان الموت بدخوله الموت من أجلنا (عبرانيين 2: 14).</w:t>
+          <w:rFonts w:ascii="Sakkal Majalla" w:hAnsi="Sakkal Majalla" w:cs="Sakkal Majalla" w:hint="cs"/>
+          <w:sz w:val="28"/>
+          <w:szCs w:val="28"/>
+          <w:rtl/>
+          <w:lang w:val="en-US"/>
+        </w:rPr>
+        <w:t>كل تواصل في مفهوم معيّن هو ذاتي</w:t>
       </w:r>
     </w:p>
     <w:p>
       <w:pPr>
-        <w:rPr>
-          <w:rFonts w:hint="cs"/>
-          <w:lang w:bidi="ar-AE"/>
+        <w:bidi/>
+        <w:jc w:val="both"/>
+        <w:rPr>
+          <w:rFonts w:ascii="Sakkal Majalla" w:hAnsi="Sakkal Majalla" w:cs="Sakkal Majalla" w:hint="cs"/>
+          <w:sz w:val="28"/>
+          <w:szCs w:val="28"/>
+          <w:lang w:val="en-US"/>
         </w:rPr>
       </w:pPr>
       <w:r>
         <w:rPr>
-          <w:rFonts w:hint="cs"/>
-          <w:rtl/>
-          <w:lang w:bidi="ar-AE"/>
-        </w:rPr>
-        <w:t>الرب يسوع يقول منتصرًا: "</w:t>
-      </w:r>
-      <w:r>
-        <w:rPr>
-          <w:rtl/>
-          <w:lang w:bidi="ar-AE"/>
-        </w:rPr>
-        <w:t>وَالْحَيُّ. وَكُنْتُ مَيْتًا، وَهَا أَنَا حَيٌّ إِلَى أَبَدِ الآبِدِينَ! آمِينَ. وَلِي مَفَاتِيحُ الْهَاوِيَةِ وَالْمَوْتِ.</w:t>
-      </w:r>
-      <w:r>
-        <w:rPr>
-          <w:rFonts w:hint="cs"/>
-          <w:rtl/>
-          <w:lang w:bidi="ar-AE"/>
-        </w:rPr>
-        <w:t>" (رؤيا 1: 18).</w:t>
+          <w:rFonts w:ascii="Sakkal Majalla" w:hAnsi="Sakkal Majalla" w:cs="Sakkal Majalla" w:hint="cs"/>
+          <w:sz w:val="28"/>
+          <w:szCs w:val="28"/>
+          <w:rtl/>
+          <w:lang w:val="en-US"/>
+        </w:rPr>
+        <w:t xml:space="preserve">عندما يتحدث إنسانان مع بعضهما، فإنه أمر ذاتي لكلا الطرفين، هذا يعني، أنه لكليهما ليس هو مجرد اختبار في الظاهر، وإنما بالأولى اختبار باطني. عند اصغائي لشخص ما، </w:t>
+      </w:r>
+      <w:r>
+        <w:rPr>
+          <w:rFonts w:ascii="Sakkal Majalla" w:hAnsi="Sakkal Majalla" w:cs="Sakkal Majalla"/>
+          <w:sz w:val="28"/>
+          <w:szCs w:val="28"/>
+          <w:rtl/>
+          <w:lang w:val="en-US"/>
+        </w:rPr>
+        <w:t xml:space="preserve">فإن </w:t>
+      </w:r>
+      <w:r>
+        <w:rPr>
+          <w:rFonts w:ascii="Sakkal Majalla" w:hAnsi="Sakkal Majalla" w:cs="Sakkal Majalla" w:hint="cs"/>
+          <w:sz w:val="28"/>
+          <w:szCs w:val="28"/>
+          <w:rtl/>
+          <w:lang w:val="en-US"/>
+        </w:rPr>
+        <w:t>استيعابي لقوله</w:t>
+      </w:r>
+      <w:r>
+        <w:rPr>
+          <w:rFonts w:ascii="Sakkal Majalla" w:hAnsi="Sakkal Majalla" w:cs="Sakkal Majalla"/>
+          <w:sz w:val="28"/>
+          <w:szCs w:val="28"/>
+          <w:rtl/>
+          <w:lang w:val="en-US"/>
+        </w:rPr>
+        <w:t xml:space="preserve"> يتحدد بإدراكي وحكمتي وقدرتي على المتابعة والمعالجة والتطبيق وما إلى ذلك.</w:t>
+      </w:r>
+      <w:r>
+        <w:rPr>
+          <w:rFonts w:ascii="Sakkal Majalla" w:hAnsi="Sakkal Majalla" w:cs="Sakkal Majalla" w:hint="cs"/>
+          <w:sz w:val="28"/>
+          <w:szCs w:val="28"/>
+          <w:rtl/>
+          <w:lang w:val="en-US"/>
+        </w:rPr>
+        <w:t xml:space="preserve"> عندما يسمع شخصان الأمر ذاته، فلا يكون هذا ذات الشيء لكل مسمع منهما.</w:t>
       </w:r>
     </w:p>
     <w:sectPr>
       <w:pgSz w:w="11906" w:h="16838"/>
-      <w:pgMar w:top="1440" w:right="1800" w:bottom="1440" w:left="1800" w:header="708" w:footer="708" w:gutter="0"/>
+      <w:pgMar w:top="1440" w:right="1440" w:bottom="1440" w:left="1440" w:header="708" w:footer="708" w:gutter="0"/>
       <w:cols w:space="708"/>
-      <w:bidi/>
-      <w:rtlGutter/>
       <w:docGrid w:linePitch="360"/>
     </w:sectPr>
   </w:body>
@@ -225,17 +303,15 @@
   <w:docDefaults>
     <w:rPrDefault>
       <w:rPr>
-        <w:rFonts w:ascii="Sakkal Majalla" w:eastAsiaTheme="minorHAnsi" w:hAnsi="Sakkal Majalla" w:cs="Sakkal Majalla"/>
-        <w:sz w:val="28"/>
-        <w:szCs w:val="28"/>
-        <w:lang w:val="en-US" w:eastAsia="en-US" w:bidi="ar-SA"/>
+        <w:rFonts w:asciiTheme="minorHAnsi" w:eastAsiaTheme="minorHAnsi" w:hAnsiTheme="minorHAnsi" w:cstheme="minorBidi"/>
+        <w:sz w:val="22"/>
+        <w:szCs w:val="22"/>
+        <w:lang w:val="en-IL" w:eastAsia="en-US" w:bidi="ar-SA"/>
       </w:rPr>
     </w:rPrDefault>
     <w:pPrDefault>
       <w:pPr>
-        <w:bidi/>
         <w:spacing w:after="160" w:line="259" w:lineRule="auto"/>
-        <w:jc w:val="both"/>
       </w:pPr>
     </w:pPrDefault>
   </w:docDefaults>
@@ -621,7 +697,6 @@
     <w:name w:val="Normal"/>
     <w:qFormat/>
     <w:rPr>
-      <w:noProof/>
       <w:lang w:bidi="ar-EG"/>
     </w:rPr>
   </w:style>
@@ -657,7 +732,7 @@
     <w:basedOn w:val="DefaultParagraphFont"/>
     <w:uiPriority w:val="99"/>
     <w:unhideWhenUsed/>
-    <w:rsid w:val="000A0ECE"/>
+    <w:rsid w:val="00536565"/>
     <w:rPr>
       <w:color w:val="0563C1" w:themeColor="hyperlink"/>
       <w:u w:val="single"/>
@@ -669,7 +744,7 @@
     <w:uiPriority w:val="99"/>
     <w:semiHidden/>
     <w:unhideWhenUsed/>
-    <w:rsid w:val="000A0ECE"/>
+    <w:rsid w:val="00536565"/>
     <w:rPr>
       <w:color w:val="605E5C"/>
       <w:shd w:val="clear" w:color="auto" w:fill="E1DFDD"/>
@@ -679,7 +754,7 @@
 </file>
 
 <file path=word/theme/theme1.xml><?xml version="1.0" encoding="utf-8"?>
-<a:theme xmlns:a="http://schemas.openxmlformats.org/drawingml/2006/main" name="Office Theme">
+<a:theme xmlns:a="http://schemas.openxmlformats.org/drawingml/2006/main" name="ערכת נושא Office">
   <a:themeElements>
     <a:clrScheme name="Office">
       <a:dk1>

--- a/docs/downloads/منوعات/doc_0682.docx
+++ b/docs/downloads/منوعات/doc_0682.docx
@@ -1,103 +1,93 @@
 
 <file path=word/document.xml><?xml version="1.0" encoding="utf-8"?>
-<w:document xmlns:wpc="http://schemas.microsoft.com/office/word/2010/wordprocessingCanvas" xmlns:cx="http://schemas.microsoft.com/office/drawing/2014/chartex" xmlns:cx1="http://schemas.microsoft.com/office/drawing/2015/9/8/chartex" xmlns:cx2="http://schemas.microsoft.com/office/drawing/2015/10/21/chartex" xmlns:cx3="http://schemas.microsoft.com/office/drawing/2016/5/9/chartex" xmlns:cx4="http://schemas.microsoft.com/office/drawing/2016/5/10/chartex" xmlns:cx5="http://schemas.microsoft.com/office/drawing/2016/5/11/chartex" xmlns:cx6="http://schemas.microsoft.com/office/drawing/2016/5/12/chartex" xmlns:cx7="http://schemas.microsoft.com/office/drawing/2016/5/13/chartex" xmlns:cx8="http://schemas.microsoft.com/office/drawing/2016/5/14/chartex" xmlns:mc="http://schemas.openxmlformats.org/markup-compatibility/2006" xmlns:aink="http://schemas.microsoft.com/office/drawing/2016/ink" xmlns:am3d="http://schemas.microsoft.com/office/drawing/2017/model3d" xmlns:o="urn:schemas-microsoft-com:office:office" xmlns:r="http://schemas.openxmlformats.org/officeDocument/2006/relationships" xmlns:m="http://schemas.openxmlformats.org/officeDocument/2006/math" xmlns:v="urn:schemas-microsoft-com:vml" xmlns:wp14="http://schemas.microsoft.com/office/word/2010/wordprocessingDrawing" xmlns:wp="http://schemas.openxmlformats.org/drawingml/2006/wordprocessingDrawing" xmlns:w10="urn:schemas-microsoft-com:office:word" xmlns:w="http://schemas.openxmlformats.org/wordprocessingml/2006/main" xmlns:w14="http://schemas.microsoft.com/office/word/2010/wordml" xmlns:w15="http://schemas.microsoft.com/office/word/2012/wordml" xmlns:w16cid="http://schemas.microsoft.com/office/word/2016/wordml/cid" xmlns:w16se="http://schemas.microsoft.com/office/word/2015/wordml/symex" xmlns:wpg="http://schemas.microsoft.com/office/word/2010/wordprocessingGroup" xmlns:wpi="http://schemas.microsoft.com/office/word/2010/wordprocessingInk" xmlns:wne="http://schemas.microsoft.com/office/word/2006/wordml" xmlns:wps="http://schemas.microsoft.com/office/word/2010/wordprocessingShape" mc:Ignorable="w14 w15 w16se w16cid wp14">
+<w:document xmlns:wpc="http://schemas.microsoft.com/office/word/2010/wordprocessingCanvas" xmlns:cx="http://schemas.microsoft.com/office/drawing/2014/chartex" xmlns:cx1="http://schemas.microsoft.com/office/drawing/2015/9/8/chartex" xmlns:cx2="http://schemas.microsoft.com/office/drawing/2015/10/21/chartex" xmlns:cx3="http://schemas.microsoft.com/office/drawing/2016/5/9/chartex" xmlns:cx4="http://schemas.microsoft.com/office/drawing/2016/5/10/chartex" xmlns:cx5="http://schemas.microsoft.com/office/drawing/2016/5/11/chartex" xmlns:cx6="http://schemas.microsoft.com/office/drawing/2016/5/12/chartex" xmlns:cx7="http://schemas.microsoft.com/office/drawing/2016/5/13/chartex" xmlns:cx8="http://schemas.microsoft.com/office/drawing/2016/5/14/chartex" xmlns:mc="http://schemas.openxmlformats.org/markup-compatibility/2006" xmlns:aink="http://schemas.microsoft.com/office/drawing/2016/ink" xmlns:am3d="http://schemas.microsoft.com/office/drawing/2017/model3d" xmlns:o="urn:schemas-microsoft-com:office:office" xmlns:r="http://schemas.openxmlformats.org/officeDocument/2006/relationships" xmlns:m="http://schemas.openxmlformats.org/officeDocument/2006/math" xmlns:v="urn:schemas-microsoft-com:vml" xmlns:wp14="http://schemas.microsoft.com/office/word/2010/wordprocessingDrawing" xmlns:wp="http://schemas.openxmlformats.org/drawingml/2006/wordprocessingDrawing" xmlns:w10="urn:schemas-microsoft-com:office:word" xmlns:w="http://schemas.openxmlformats.org/wordprocessingml/2006/main" xmlns:w14="http://schemas.microsoft.com/office/word/2010/wordml" xmlns:w15="http://schemas.microsoft.com/office/word/2012/wordml" xmlns:w16cex="http://schemas.microsoft.com/office/word/2018/wordml/cex" xmlns:w16cid="http://schemas.microsoft.com/office/word/2016/wordml/cid" xmlns:w16="http://schemas.microsoft.com/office/word/2018/wordml" xmlns:w16sdtdh="http://schemas.microsoft.com/office/word/2020/wordml/sdtdatahash" xmlns:w16se="http://schemas.microsoft.com/office/word/2015/wordml/symex" xmlns:wpg="http://schemas.microsoft.com/office/word/2010/wordprocessingGroup" xmlns:wpi="http://schemas.microsoft.com/office/word/2010/wordprocessingInk" xmlns:wne="http://schemas.microsoft.com/office/word/2006/wordml" xmlns:wps="http://schemas.microsoft.com/office/word/2010/wordprocessingShape" mc:Ignorable="w14 w15 w16se w16cid w16 w16cex w16sdtdh wp14">
   <w:body>
     <w:p>
       <w:pPr>
         <w:bidi/>
         <w:jc w:val="both"/>
         <w:rPr>
-          <w:rFonts w:ascii="Sakkal Majalla" w:hAnsi="Sakkal Majalla" w:cs="Sakkal Majalla"/>
-          <w:sz w:val="28"/>
-          <w:szCs w:val="28"/>
-          <w:rtl/>
-        </w:rPr>
-      </w:pPr>
-      <w:r>
-        <w:rPr>
-          <w:rFonts w:ascii="Sakkal Majalla" w:hAnsi="Sakkal Majalla" w:cs="Sakkal Majalla"/>
-          <w:sz w:val="28"/>
-          <w:szCs w:val="28"/>
-          <w:rtl/>
+          <w:rtl/>
+          <w:lang w:val="en-US" w:bidi="ar-EG"/>
+        </w:rPr>
+      </w:pPr>
+      <w:r>
+        <w:rPr>
+          <w:rtl/>
+          <w:lang w:val="en-US" w:bidi="ar-EG"/>
         </w:rPr>
         <w:fldChar w:fldCharType="begin"/>
       </w:r>
       <w:r>
         <w:rPr>
-          <w:rFonts w:ascii="Sakkal Majalla" w:hAnsi="Sakkal Majalla" w:cs="Sakkal Majalla"/>
-          <w:sz w:val="28"/>
-          <w:szCs w:val="28"/>
-          <w:rtl/>
+          <w:rtl/>
+          <w:lang w:val="en-US" w:bidi="ar-EG"/>
         </w:rPr>
         <w:instrText xml:space="preserve"> </w:instrText>
       </w:r>
       <w:r>
         <w:rPr>
-          <w:rFonts w:ascii="Sakkal Majalla" w:hAnsi="Sakkal Majalla" w:cs="Sakkal Majalla"/>
-          <w:sz w:val="28"/>
-          <w:szCs w:val="28"/>
+          <w:rFonts w:hint="cs"/>
+          <w:lang w:val="en-US" w:bidi="ar-EG"/>
         </w:rPr>
         <w:instrText>HYPERLINK</w:instrText>
       </w:r>
       <w:r>
         <w:rPr>
-          <w:rFonts w:ascii="Sakkal Majalla" w:hAnsi="Sakkal Majalla" w:cs="Sakkal Majalla"/>
-          <w:sz w:val="28"/>
-          <w:szCs w:val="28"/>
-          <w:rtl/>
+          <w:rFonts w:hint="cs"/>
+          <w:rtl/>
+          <w:lang w:val="en-US" w:bidi="ar-EG"/>
         </w:rPr>
         <w:instrText xml:space="preserve"> "</w:instrText>
       </w:r>
       <w:r>
         <w:rPr>
-          <w:rFonts w:ascii="Sakkal Majalla" w:hAnsi="Sakkal Majalla" w:cs="Sakkal Majalla"/>
-          <w:sz w:val="28"/>
-          <w:szCs w:val="28"/>
-        </w:rPr>
-        <w:instrText>https://www.soundwords.de/kommunikation-unter-christen-a922.html</w:instrText>
-      </w:r>
-      <w:r>
-        <w:rPr>
-          <w:rFonts w:ascii="Sakkal Majalla" w:hAnsi="Sakkal Majalla" w:cs="Sakkal Majalla"/>
-          <w:sz w:val="28"/>
-          <w:szCs w:val="28"/>
-          <w:rtl/>
-        </w:rPr>
-        <w:instrText xml:space="preserve">" </w:instrText>
-      </w:r>
-      <w:r>
-        <w:rPr>
-          <w:rFonts w:ascii="Sakkal Majalla" w:hAnsi="Sakkal Majalla" w:cs="Sakkal Majalla"/>
-          <w:sz w:val="28"/>
-          <w:szCs w:val="28"/>
-          <w:rtl/>
-        </w:rPr>
-      </w:r>
-      <w:r>
-        <w:rPr>
-          <w:rFonts w:ascii="Sakkal Majalla" w:hAnsi="Sakkal Majalla" w:cs="Sakkal Majalla"/>
-          <w:sz w:val="28"/>
-          <w:szCs w:val="28"/>
-          <w:rtl/>
+          <w:rFonts w:hint="cs"/>
+          <w:lang w:val="en-US" w:bidi="ar-EG"/>
+        </w:rPr>
+        <w:instrText>https://www.imglaubenleben.de/2017/heiligung-4</w:instrText>
+      </w:r>
+      <w:r>
+        <w:rPr>
+          <w:rFonts w:hint="cs"/>
+          <w:rtl/>
+          <w:lang w:val="en-US" w:bidi="ar-EG"/>
+        </w:rPr>
+        <w:instrText>/"</w:instrText>
+      </w:r>
+      <w:r>
+        <w:rPr>
+          <w:rtl/>
+          <w:lang w:val="en-US" w:bidi="ar-EG"/>
+        </w:rPr>
+        <w:instrText xml:space="preserve"> </w:instrText>
+      </w:r>
+      <w:r>
+        <w:rPr>
+          <w:rtl/>
+          <w:lang w:val="en-US" w:bidi="ar-EG"/>
+        </w:rPr>
+      </w:r>
+      <w:r>
+        <w:rPr>
+          <w:rtl/>
+          <w:lang w:val="en-US" w:bidi="ar-EG"/>
         </w:rPr>
         <w:fldChar w:fldCharType="separate"/>
       </w:r>
       <w:r>
         <w:rPr>
           <w:rStyle w:val="Hyperlink"/>
-          <w:rFonts w:ascii="Sakkal Majalla" w:hAnsi="Sakkal Majalla" w:cs="Sakkal Majalla" w:hint="cs"/>
-          <w:sz w:val="28"/>
-          <w:szCs w:val="28"/>
-          <w:rtl/>
-        </w:rPr>
-        <w:t>التواصل بين المسيحيين</w:t>
-      </w:r>
-      <w:r>
-        <w:rPr>
-          <w:rFonts w:ascii="Sakkal Majalla" w:hAnsi="Sakkal Majalla" w:cs="Sakkal Majalla"/>
-          <w:sz w:val="28"/>
-          <w:szCs w:val="28"/>
-          <w:rtl/>
+          <w:rFonts w:hint="cs"/>
+          <w:rtl/>
+          <w:lang w:val="en-US" w:bidi="ar-EG"/>
+        </w:rPr>
+        <w:t>التقديس</w:t>
+      </w:r>
+      <w:r>
+        <w:rPr>
+          <w:rtl/>
+          <w:lang w:val="en-US" w:bidi="ar-EG"/>
         </w:rPr>
         <w:fldChar w:fldCharType="end"/>
       </w:r>
@@ -107,20 +97,15 @@
         <w:bidi/>
         <w:jc w:val="both"/>
         <w:rPr>
-          <w:rFonts w:ascii="Sakkal Majalla" w:hAnsi="Sakkal Majalla" w:cs="Sakkal Majalla"/>
-          <w:sz w:val="28"/>
-          <w:szCs w:val="28"/>
-          <w:rtl/>
-        </w:rPr>
-      </w:pPr>
-      <w:r>
-        <w:rPr>
-          <w:rFonts w:ascii="Sakkal Majalla" w:hAnsi="Sakkal Majalla" w:cs="Sakkal Majalla" w:hint="cs"/>
-          <w:sz w:val="28"/>
-          <w:szCs w:val="28"/>
-          <w:rtl/>
-        </w:rPr>
-        <w:t>ما الذي علينا أن ننتبه إليه لنتواصل بشكل ناجح؟</w:t>
+          <w:rtl/>
+          <w:lang w:val="en-US" w:bidi="ar-EG"/>
+        </w:rPr>
+      </w:pPr>
+      <w:r>
+        <w:rPr>
+          <w:lang w:val="en-US" w:bidi="ar-EG"/>
+        </w:rPr>
+        <w:t>Michael Hardt</w:t>
       </w:r>
     </w:p>
     <w:p>
@@ -128,56 +113,50 @@
         <w:bidi/>
         <w:jc w:val="both"/>
         <w:rPr>
-          <w:rFonts w:ascii="Sakkal Majalla" w:hAnsi="Sakkal Majalla" w:cs="Sakkal Majalla"/>
-          <w:sz w:val="28"/>
-          <w:szCs w:val="28"/>
-          <w:rtl/>
-        </w:rPr>
-      </w:pPr>
-      <w:bookmarkStart w:id="0" w:name="_GoBack"/>
-      <w:r>
-        <w:rPr>
-          <w:rFonts w:ascii="Sakkal Majalla" w:hAnsi="Sakkal Majalla" w:cs="Sakkal Majalla" w:hint="cs"/>
-          <w:sz w:val="28"/>
-          <w:szCs w:val="28"/>
-          <w:rtl/>
-        </w:rPr>
-        <w:t>يوحنا فيلبُس ف</w:t>
-      </w:r>
-      <w:proofErr w:type="spellStart"/>
-      <w:r>
-        <w:rPr>
-          <w:rFonts w:ascii="Sakkal Majalla" w:hAnsi="Sakkal Majalla" w:cs="Sakkal Majalla" w:hint="cs"/>
-          <w:sz w:val="28"/>
-          <w:szCs w:val="28"/>
-          <w:rtl/>
-        </w:rPr>
-        <w:t>يجفاندرات</w:t>
-      </w:r>
-      <w:bookmarkEnd w:id="0"/>
-      <w:proofErr w:type="spellEnd"/>
+          <w:rtl/>
+          <w:lang w:val="en-US" w:bidi="ar-EG"/>
+        </w:rPr>
+      </w:pPr>
+      <w:r>
+        <w:rPr>
+          <w:rFonts w:hint="cs"/>
+          <w:rtl/>
+          <w:lang w:val="en-US" w:bidi="ar-EG"/>
+        </w:rPr>
+        <w:t>الكثيرون يعتقدون بأن التقديس هو عملية فيها يتخلص المرء من الطبيعة الخاطئة أو يقمعها بقوة العزيمة وإخلاص خاص (باختصار "كمال معصوم عن الخطأ"). كل مَن يعتقد هذا، يجهل أقوالاً هامة في الكتاب المقدس:</w:t>
+      </w:r>
     </w:p>
     <w:p>
       <w:pPr>
         <w:bidi/>
         <w:jc w:val="both"/>
         <w:rPr>
-          <w:rFonts w:ascii="Sakkal Majalla" w:hAnsi="Sakkal Majalla" w:cs="Sakkal Majalla"/>
-          <w:sz w:val="28"/>
-          <w:szCs w:val="28"/>
-          <w:rtl/>
-          <w:lang w:val="en-US"/>
-        </w:rPr>
-      </w:pPr>
-      <w:r>
-        <w:rPr>
-          <w:rFonts w:ascii="Sakkal Majalla" w:hAnsi="Sakkal Majalla" w:cs="Sakkal Majalla" w:hint="cs"/>
-          <w:sz w:val="28"/>
-          <w:szCs w:val="28"/>
-          <w:rtl/>
-          <w:lang w:val="en-US"/>
-        </w:rPr>
-        <w:t>تمهيد</w:t>
+          <w:rtl/>
+          <w:lang w:val="en-US" w:bidi="ar-EG"/>
+        </w:rPr>
+      </w:pPr>
+      <w:r>
+        <w:rPr>
+          <w:rFonts w:hint="cs"/>
+          <w:rtl/>
+          <w:lang w:val="en-US" w:bidi="ar-EG"/>
+        </w:rPr>
+        <w:t xml:space="preserve">* لقد تقدست أشياء غير حيّة: السبت (تكوين 2: 3)، الجبل (خروج 19: 23) والآنية (خروج 40: 9 </w:t>
+      </w:r>
+      <w:r>
+        <w:rPr>
+          <w:rtl/>
+          <w:lang w:val="en-US" w:bidi="ar-EG"/>
+        </w:rPr>
+        <w:t>–</w:t>
+      </w:r>
+      <w:r>
+        <w:rPr>
+          <w:rFonts w:hint="cs"/>
+          <w:rtl/>
+          <w:lang w:val="en-US" w:bidi="ar-EG"/>
+        </w:rPr>
+        <w:t xml:space="preserve"> 11).</w:t>
       </w:r>
     </w:p>
     <w:p>
@@ -185,22 +164,35 @@
         <w:bidi/>
         <w:jc w:val="both"/>
         <w:rPr>
-          <w:rFonts w:ascii="Sakkal Majalla" w:hAnsi="Sakkal Majalla" w:cs="Sakkal Majalla"/>
-          <w:sz w:val="28"/>
-          <w:szCs w:val="28"/>
-          <w:rtl/>
-          <w:lang w:val="en-US"/>
-        </w:rPr>
-      </w:pPr>
-      <w:r>
-        <w:rPr>
-          <w:rFonts w:ascii="Sakkal Majalla" w:hAnsi="Sakkal Majalla" w:cs="Sakkal Majalla" w:hint="cs"/>
-          <w:sz w:val="28"/>
-          <w:szCs w:val="28"/>
-          <w:rtl/>
-          <w:lang w:val="en-US"/>
-        </w:rPr>
-        <w:t>بالرغم من كل وسائل تواصلنا التي تكاد تكون كاملة يتزايد سوء فهمنا، نزاعاتنا واختلاف آرائنا بين الناس في هذا الزمان بدلاً من أن تقل! من الواضح أن المعوقات هي ليست تقنية تقف في طريق تبادل في الأفكار بين الناس. هذه المعوقات لا ينبغي علينا أن نجدها في وسائل التواصل، وإنما في الناس الذين يريدون بأن يتواصلوا. فوسائل التواصل، إن كانت بالأوراق، الهاتف، الأقمار الصناعية في الكون أو مهما كانت، هي أمور ثانوية تمامًا. إلا أن المشكلة تكمن في أنه يمكننا أن نستخدم الورقة، وحتى الرسالة الورقية المطبوعة بالألوان، وكل وسائل التواصل الأخرى استخدامًا سيئًا. إنه من المهم، بأن نوجّه فكرنا إلى الشروط لتواصل مثمر ومبارك. وقبل أن نفعل هذا، من الضروري بأن نلفت الانتباه إلى صفة محددة مميزة للتواصل.</w:t>
+          <w:rtl/>
+          <w:lang w:val="en-US" w:bidi="ar-EG"/>
+        </w:rPr>
+      </w:pPr>
+      <w:r>
+        <w:rPr>
+          <w:rFonts w:hint="cs"/>
+          <w:rtl/>
+          <w:lang w:val="en-US" w:bidi="ar-EG"/>
+        </w:rPr>
+        <w:t xml:space="preserve">* هنالك تقديس للشر ("تكريس" في أشعياء 66: 17 هي الكلمة ذاتها والمترجمة </w:t>
+      </w:r>
+      <w:proofErr w:type="spellStart"/>
+      <w:r>
+        <w:rPr>
+          <w:rFonts w:hint="cs"/>
+          <w:rtl/>
+          <w:lang w:val="en-US" w:bidi="ar-EG"/>
+        </w:rPr>
+        <w:t>بالـ"تقديس</w:t>
+      </w:r>
+      <w:proofErr w:type="spellEnd"/>
+      <w:r>
+        <w:rPr>
+          <w:rFonts w:hint="cs"/>
+          <w:rtl/>
+          <w:lang w:val="en-US" w:bidi="ar-EG"/>
+        </w:rPr>
+        <w:t>").</w:t>
       </w:r>
     </w:p>
     <w:p>
@@ -208,22 +200,47 @@
         <w:bidi/>
         <w:jc w:val="both"/>
         <w:rPr>
-          <w:rFonts w:ascii="Sakkal Majalla" w:hAnsi="Sakkal Majalla" w:cs="Sakkal Majalla"/>
-          <w:sz w:val="28"/>
-          <w:szCs w:val="28"/>
-          <w:rtl/>
-          <w:lang w:val="en-US"/>
-        </w:rPr>
-      </w:pPr>
-      <w:r>
-        <w:rPr>
-          <w:rFonts w:ascii="Sakkal Majalla" w:hAnsi="Sakkal Majalla" w:cs="Sakkal Majalla" w:hint="cs"/>
-          <w:sz w:val="28"/>
-          <w:szCs w:val="28"/>
-          <w:rtl/>
-          <w:lang w:val="en-US"/>
-        </w:rPr>
-        <w:t>كل تواصل في مفهوم معيّن هو ذاتي</w:t>
+          <w:rtl/>
+          <w:lang w:val="en-US" w:bidi="ar-EG"/>
+        </w:rPr>
+      </w:pPr>
+      <w:r>
+        <w:rPr>
+          <w:rFonts w:hint="cs"/>
+          <w:rtl/>
+          <w:lang w:val="en-US" w:bidi="ar-EG"/>
+        </w:rPr>
+        <w:t xml:space="preserve">المسيح </w:t>
+      </w:r>
+      <w:r>
+        <w:rPr>
+          <w:rtl/>
+          <w:lang w:val="en-US" w:bidi="ar-EG"/>
+        </w:rPr>
+        <w:t>–</w:t>
+      </w:r>
+      <w:r>
+        <w:rPr>
+          <w:rFonts w:hint="cs"/>
+          <w:rtl/>
+          <w:lang w:val="en-US" w:bidi="ar-EG"/>
+        </w:rPr>
+        <w:t xml:space="preserve"> الذي لم تكن لديه طبيعة خاطئة </w:t>
+      </w:r>
+      <w:r>
+        <w:rPr>
+          <w:rtl/>
+          <w:lang w:val="en-US" w:bidi="ar-EG"/>
+        </w:rPr>
+        <w:t>–</w:t>
+      </w:r>
+      <w:r>
+        <w:rPr>
+          <w:rFonts w:hint="cs"/>
+          <w:rtl/>
+          <w:lang w:val="en-US" w:bidi="ar-EG"/>
+        </w:rPr>
+        <w:t xml:space="preserve"> قدّسه الله وهو قدّس نفسه (يوحنا 10: 36؛ 17: 19؛ انظر أيضًا 1. بطرس 3: 15).</w:t>
       </w:r>
     </w:p>
     <w:p>
@@ -231,61 +248,207 @@
         <w:bidi/>
         <w:jc w:val="both"/>
         <w:rPr>
-          <w:rFonts w:ascii="Sakkal Majalla" w:hAnsi="Sakkal Majalla" w:cs="Sakkal Majalla" w:hint="cs"/>
-          <w:sz w:val="28"/>
-          <w:szCs w:val="28"/>
-          <w:lang w:val="en-US"/>
-        </w:rPr>
-      </w:pPr>
-      <w:r>
-        <w:rPr>
-          <w:rFonts w:ascii="Sakkal Majalla" w:hAnsi="Sakkal Majalla" w:cs="Sakkal Majalla" w:hint="cs"/>
-          <w:sz w:val="28"/>
-          <w:szCs w:val="28"/>
-          <w:rtl/>
-          <w:lang w:val="en-US"/>
-        </w:rPr>
-        <w:t xml:space="preserve">عندما يتحدث إنسانان مع بعضهما، فإنه أمر ذاتي لكلا الطرفين، هذا يعني، أنه لكليهما ليس هو مجرد اختبار في الظاهر، وإنما بالأولى اختبار باطني. عند اصغائي لشخص ما، </w:t>
-      </w:r>
-      <w:r>
-        <w:rPr>
-          <w:rFonts w:ascii="Sakkal Majalla" w:hAnsi="Sakkal Majalla" w:cs="Sakkal Majalla"/>
-          <w:sz w:val="28"/>
-          <w:szCs w:val="28"/>
-          <w:rtl/>
-          <w:lang w:val="en-US"/>
-        </w:rPr>
-        <w:t xml:space="preserve">فإن </w:t>
-      </w:r>
-      <w:r>
-        <w:rPr>
-          <w:rFonts w:ascii="Sakkal Majalla" w:hAnsi="Sakkal Majalla" w:cs="Sakkal Majalla" w:hint="cs"/>
-          <w:sz w:val="28"/>
-          <w:szCs w:val="28"/>
-          <w:rtl/>
-          <w:lang w:val="en-US"/>
-        </w:rPr>
-        <w:t>استيعابي لقوله</w:t>
-      </w:r>
-      <w:r>
-        <w:rPr>
-          <w:rFonts w:ascii="Sakkal Majalla" w:hAnsi="Sakkal Majalla" w:cs="Sakkal Majalla"/>
-          <w:sz w:val="28"/>
-          <w:szCs w:val="28"/>
-          <w:rtl/>
-          <w:lang w:val="en-US"/>
-        </w:rPr>
-        <w:t xml:space="preserve"> يتحدد بإدراكي وحكمتي وقدرتي على المتابعة والمعالجة والتطبيق وما إلى ذلك.</w:t>
-      </w:r>
-      <w:r>
-        <w:rPr>
-          <w:rFonts w:ascii="Sakkal Majalla" w:hAnsi="Sakkal Majalla" w:cs="Sakkal Majalla" w:hint="cs"/>
-          <w:sz w:val="28"/>
-          <w:szCs w:val="28"/>
-          <w:rtl/>
-          <w:lang w:val="en-US"/>
-        </w:rPr>
-        <w:t xml:space="preserve"> عندما يسمع شخصان الأمر ذاته، فلا يكون هذا ذات الشيء لكل مسمع منهما.</w:t>
+          <w:rtl/>
+          <w:lang w:val="en-US" w:bidi="ar-EG"/>
+        </w:rPr>
+      </w:pPr>
+      <w:r>
+        <w:rPr>
+          <w:rFonts w:hint="cs"/>
+          <w:rtl/>
+          <w:lang w:val="en-US" w:bidi="ar-EG"/>
+        </w:rPr>
+        <w:t>فالتقديس لا يمكن أن يعني بأن نصبح معصومين عن الخطية (أو أقل خطأ). فالأمر يميل أكثر إلى احتجاز أشياء أو أشخاص أو وضعهم جانبًا لغاية معينة. إن الذي يتقدس لله لا بد وأن يكون منفصلاً عن الشر.</w:t>
+      </w:r>
+    </w:p>
+    <w:p>
+      <w:pPr>
+        <w:bidi/>
+        <w:jc w:val="both"/>
+        <w:rPr>
+          <w:rtl/>
+          <w:lang w:val="en-US" w:bidi="ar-EG"/>
+        </w:rPr>
+      </w:pPr>
+      <w:r>
+        <w:rPr>
+          <w:rFonts w:hint="cs"/>
+          <w:rtl/>
+          <w:lang w:val="en-US" w:bidi="ar-EG"/>
+        </w:rPr>
+        <w:t>نظرتان في التقديس</w:t>
+      </w:r>
+    </w:p>
+    <w:p>
+      <w:pPr>
+        <w:bidi/>
+        <w:jc w:val="both"/>
+        <w:rPr>
+          <w:rtl/>
+          <w:lang w:val="en-US" w:bidi="ar-EG"/>
+        </w:rPr>
+      </w:pPr>
+      <w:r>
+        <w:rPr>
+          <w:rFonts w:hint="cs"/>
+          <w:rtl/>
+          <w:lang w:val="en-US" w:bidi="ar-EG"/>
+        </w:rPr>
+        <w:t>إن كلمة الله تتكلم عن نظرتين مختلفتين في التقديس: تقديس قد تم مرة واحدة وإلى الأبد وتقديس عملي. هكذا يكتب بطرس لمستلمي رسالته الأولى، بأنهم قد اختبروا "تقديس الروح" (1. بطرس 1: 2)، ولكنه أنذرهم من بعد ذلك بقليل، بأن يعيشوا عمليًا كمُقدسين.</w:t>
+      </w:r>
+    </w:p>
+    <w:p>
+      <w:pPr>
+        <w:bidi/>
+        <w:jc w:val="both"/>
+        <w:rPr>
+          <w:rtl/>
+          <w:lang w:val="en-US" w:bidi="ar-EG"/>
+        </w:rPr>
+      </w:pPr>
+      <w:r>
+        <w:rPr>
+          <w:rFonts w:hint="cs"/>
+          <w:rtl/>
+          <w:lang w:val="en-US" w:bidi="ar-EG"/>
+        </w:rPr>
+        <w:t>(1.</w:t>
+      </w:r>
+      <w:r>
+        <w:rPr>
+          <w:rFonts w:hint="cs"/>
+          <w:rtl/>
+          <w:lang w:val="en-US" w:bidi="ar-EG"/>
+        </w:rPr>
+        <w:t>بطرس 1: 15). إن هذا الفارق في غاية الأهمية. كل مَن يخلط الطرفين سيصل إلى نتائج خاطئة (بالأخص إلى الضلال، بأن قَبولنا عند الله يستند على جهودنا في تقديس أنفسنا).</w:t>
+      </w:r>
+    </w:p>
+    <w:p>
+      <w:pPr>
+        <w:bidi/>
+        <w:jc w:val="both"/>
+        <w:rPr>
+          <w:rtl/>
+          <w:lang w:val="en-US" w:bidi="ar-EG"/>
+        </w:rPr>
+      </w:pPr>
+      <w:r>
+        <w:rPr>
+          <w:rFonts w:hint="cs"/>
+          <w:rtl/>
+          <w:lang w:val="en-US" w:bidi="ar-EG"/>
+        </w:rPr>
+        <w:t>مرة واحدة وإلى الأبد</w:t>
+      </w:r>
+    </w:p>
+    <w:p>
+      <w:pPr>
+        <w:bidi/>
+        <w:jc w:val="both"/>
+        <w:rPr>
+          <w:rtl/>
+          <w:lang w:val="en-US" w:bidi="ar-EG"/>
+        </w:rPr>
+      </w:pPr>
+      <w:r>
+        <w:rPr>
+          <w:rFonts w:hint="cs"/>
+          <w:rtl/>
+          <w:lang w:val="en-US" w:bidi="ar-EG"/>
+        </w:rPr>
+        <w:t xml:space="preserve">في لغتنا اليومية مفهوم القديسين هو في الغالب مجموعة من الناس عاشوا بطريقة راقية لله. إن كلمة الله تتكلم بصورة مختلفة تمامًا. حتى مَن وُلد جديدًا أيضًا ينتمي للقديسين. هكذا الأمر أيضًا مع أهل كورنثوس: لقد كانوا "مقدسين في المسيح يسوع" و "مدعوين قديسين"، وقال لهم بولس: "أنتم تقدستم" (1. كورنثوس 1: 2؛ 6: 11). هذا لا يعني أنهم كانوا متقدمين بصورة متميزة في القداسة العملية، وإنما كانوا في الأساس </w:t>
+      </w:r>
+      <w:r>
+        <w:rPr>
+          <w:rtl/>
+          <w:lang w:val="en-US" w:bidi="ar-EG"/>
+        </w:rPr>
+        <w:t>–</w:t>
+      </w:r>
+      <w:r>
+        <w:rPr>
+          <w:rFonts w:hint="cs"/>
+          <w:rtl/>
+          <w:lang w:val="en-US" w:bidi="ar-EG"/>
+        </w:rPr>
+        <w:t xml:space="preserve"> بحسب مركزهم </w:t>
+      </w:r>
+      <w:r>
+        <w:rPr>
+          <w:rtl/>
+          <w:lang w:val="en-US" w:bidi="ar-EG"/>
+        </w:rPr>
+        <w:t>–</w:t>
+      </w:r>
+      <w:r>
+        <w:rPr>
+          <w:rFonts w:hint="cs"/>
+          <w:rtl/>
+          <w:lang w:val="en-US" w:bidi="ar-EG"/>
+        </w:rPr>
+        <w:t xml:space="preserve"> قديسين.</w:t>
+      </w:r>
+    </w:p>
+    <w:p>
+      <w:pPr>
+        <w:bidi/>
+        <w:jc w:val="both"/>
+        <w:rPr>
+          <w:rtl/>
+          <w:lang w:val="en-US" w:bidi="ar-EG"/>
+        </w:rPr>
+      </w:pPr>
+      <w:r>
+        <w:rPr>
+          <w:rFonts w:hint="cs"/>
+          <w:rtl/>
+          <w:lang w:val="en-US" w:bidi="ar-EG"/>
+        </w:rPr>
+        <w:t>عندما يولد الإنسان ثانية يُقدّسه الله: هو مِلك لله وحياته من تلك اللحظة لها هدف مختلف تمامًا. إن هذا ينطبق على كل مؤمن وبشكل مطلق. إن هذا التقديس الحادث مرة واحدة يُقدّم في العهد الجديد في هذا المفهوم:</w:t>
+      </w:r>
+    </w:p>
+    <w:p>
+      <w:pPr>
+        <w:bidi/>
+        <w:ind w:left="284"/>
+        <w:jc w:val="both"/>
+        <w:rPr>
+          <w:lang w:val="en-US" w:bidi="ar-EG"/>
+        </w:rPr>
+      </w:pPr>
+      <w:r>
+        <w:rPr>
+          <w:rFonts w:hint="cs"/>
+          <w:rtl/>
+          <w:lang w:val="en-US" w:bidi="ar-EG"/>
+        </w:rPr>
+        <w:t>1.</w:t>
+      </w:r>
+      <w:r>
+        <w:rPr>
+          <w:rFonts w:hint="cs"/>
+          <w:rtl/>
+          <w:lang w:val="en-US" w:bidi="ar-EG"/>
+        </w:rPr>
+        <w:t>مقدسين بقربان واحد (عبرانيين 10: 10، 14)</w:t>
+      </w:r>
+    </w:p>
+    <w:p>
+      <w:pPr>
+        <w:bidi/>
+        <w:ind w:left="284"/>
+        <w:jc w:val="both"/>
+        <w:rPr>
+          <w:rFonts w:hint="cs"/>
+          <w:rtl/>
+          <w:lang w:val="en-US" w:bidi="ar-EG"/>
+        </w:rPr>
+      </w:pPr>
+      <w:r>
+        <w:rPr>
+          <w:lang w:val="de-DE" w:bidi="ar-EG"/>
+        </w:rPr>
+        <w:t>Hier haben wir die Grundlage unserer Heiligung</w:t>
       </w:r>
     </w:p>
     <w:sectPr>
@@ -298,14 +461,203 @@
 </w:document>
 </file>
 
+<file path=word/numbering.xml><?xml version="1.0" encoding="utf-8"?>
+<w:numbering xmlns:wpc="http://schemas.microsoft.com/office/word/2010/wordprocessingCanvas" xmlns:cx="http://schemas.microsoft.com/office/drawing/2014/chartex" xmlns:cx1="http://schemas.microsoft.com/office/drawing/2015/9/8/chartex" xmlns:cx2="http://schemas.microsoft.com/office/drawing/2015/10/21/chartex" xmlns:cx3="http://schemas.microsoft.com/office/drawing/2016/5/9/chartex" xmlns:cx4="http://schemas.microsoft.com/office/drawing/2016/5/10/chartex" xmlns:cx5="http://schemas.microsoft.com/office/drawing/2016/5/11/chartex" xmlns:cx6="http://schemas.microsoft.com/office/drawing/2016/5/12/chartex" xmlns:cx7="http://schemas.microsoft.com/office/drawing/2016/5/13/chartex" xmlns:cx8="http://schemas.microsoft.com/office/drawing/2016/5/14/chartex" xmlns:mc="http://schemas.openxmlformats.org/markup-compatibility/2006" xmlns:aink="http://schemas.microsoft.com/office/drawing/2016/ink" xmlns:am3d="http://schemas.microsoft.com/office/drawing/2017/model3d" xmlns:o="urn:schemas-microsoft-com:office:office" xmlns:r="http://schemas.openxmlformats.org/officeDocument/2006/relationships" xmlns:m="http://schemas.openxmlformats.org/officeDocument/2006/math" xmlns:v="urn:schemas-microsoft-com:vml" xmlns:wp14="http://schemas.microsoft.com/office/word/2010/wordprocessingDrawing" xmlns:wp="http://schemas.openxmlformats.org/drawingml/2006/wordprocessingDrawing" xmlns:w10="urn:schemas-microsoft-com:office:word" xmlns:w="http://schemas.openxmlformats.org/wordprocessingml/2006/main" xmlns:w14="http://schemas.microsoft.com/office/word/2010/wordml" xmlns:w15="http://schemas.microsoft.com/office/word/2012/wordml" xmlns:w16cex="http://schemas.microsoft.com/office/word/2018/wordml/cex" xmlns:w16cid="http://schemas.microsoft.com/office/word/2016/wordml/cid" xmlns:w16="http://schemas.microsoft.com/office/word/2018/wordml" xmlns:w16sdtdh="http://schemas.microsoft.com/office/word/2020/wordml/sdtdatahash" xmlns:w16se="http://schemas.microsoft.com/office/word/2015/wordml/symex" xmlns:wpg="http://schemas.microsoft.com/office/word/2010/wordprocessingGroup" xmlns:wpi="http://schemas.microsoft.com/office/word/2010/wordprocessingInk" xmlns:wne="http://schemas.microsoft.com/office/word/2006/wordml" xmlns:wps="http://schemas.microsoft.com/office/word/2010/wordprocessingShape" mc:Ignorable="w14 w15 w16se w16cid w16 w16cex w16sdtdh wp14">
+  <w:abstractNum w:abstractNumId="0" w15:restartNumberingAfterBreak="0">
+    <w:nsid w:val="1764000B"/>
+    <w:multiLevelType w:val="hybridMultilevel"/>
+    <w:tmpl w:val="777A0F7E"/>
+    <w:lvl w:ilvl="0" w:tplc="2000000F">
+      <w:start w:val="1"/>
+      <w:numFmt w:val="decimal"/>
+      <w:lvlText w:val="%1."/>
+      <w:lvlJc w:val="left"/>
+      <w:pPr>
+        <w:ind w:left="644" w:hanging="360"/>
+      </w:pPr>
+      <w:rPr>
+        <w:rFonts w:hint="default"/>
+      </w:rPr>
+    </w:lvl>
+    <w:lvl w:ilvl="1" w:tplc="20000019" w:tentative="1">
+      <w:start w:val="1"/>
+      <w:numFmt w:val="lowerLetter"/>
+      <w:lvlText w:val="%2."/>
+      <w:lvlJc w:val="left"/>
+      <w:pPr>
+        <w:ind w:left="1364" w:hanging="360"/>
+      </w:pPr>
+    </w:lvl>
+    <w:lvl w:ilvl="2" w:tplc="2000001B" w:tentative="1">
+      <w:start w:val="1"/>
+      <w:numFmt w:val="lowerRoman"/>
+      <w:lvlText w:val="%3."/>
+      <w:lvlJc w:val="right"/>
+      <w:pPr>
+        <w:ind w:left="2084" w:hanging="180"/>
+      </w:pPr>
+    </w:lvl>
+    <w:lvl w:ilvl="3" w:tplc="2000000F" w:tentative="1">
+      <w:start w:val="1"/>
+      <w:numFmt w:val="decimal"/>
+      <w:lvlText w:val="%4."/>
+      <w:lvlJc w:val="left"/>
+      <w:pPr>
+        <w:ind w:left="2804" w:hanging="360"/>
+      </w:pPr>
+    </w:lvl>
+    <w:lvl w:ilvl="4" w:tplc="20000019" w:tentative="1">
+      <w:start w:val="1"/>
+      <w:numFmt w:val="lowerLetter"/>
+      <w:lvlText w:val="%5."/>
+      <w:lvlJc w:val="left"/>
+      <w:pPr>
+        <w:ind w:left="3524" w:hanging="360"/>
+      </w:pPr>
+    </w:lvl>
+    <w:lvl w:ilvl="5" w:tplc="2000001B" w:tentative="1">
+      <w:start w:val="1"/>
+      <w:numFmt w:val="lowerRoman"/>
+      <w:lvlText w:val="%6."/>
+      <w:lvlJc w:val="right"/>
+      <w:pPr>
+        <w:ind w:left="4244" w:hanging="180"/>
+      </w:pPr>
+    </w:lvl>
+    <w:lvl w:ilvl="6" w:tplc="2000000F" w:tentative="1">
+      <w:start w:val="1"/>
+      <w:numFmt w:val="decimal"/>
+      <w:lvlText w:val="%7."/>
+      <w:lvlJc w:val="left"/>
+      <w:pPr>
+        <w:ind w:left="4964" w:hanging="360"/>
+      </w:pPr>
+    </w:lvl>
+    <w:lvl w:ilvl="7" w:tplc="20000019" w:tentative="1">
+      <w:start w:val="1"/>
+      <w:numFmt w:val="lowerLetter"/>
+      <w:lvlText w:val="%8."/>
+      <w:lvlJc w:val="left"/>
+      <w:pPr>
+        <w:ind w:left="5684" w:hanging="360"/>
+      </w:pPr>
+    </w:lvl>
+    <w:lvl w:ilvl="8" w:tplc="2000001B" w:tentative="1">
+      <w:start w:val="1"/>
+      <w:numFmt w:val="lowerRoman"/>
+      <w:lvlText w:val="%9."/>
+      <w:lvlJc w:val="right"/>
+      <w:pPr>
+        <w:ind w:left="6404" w:hanging="180"/>
+      </w:pPr>
+    </w:lvl>
+  </w:abstractNum>
+  <w:abstractNum w:abstractNumId="1" w15:restartNumberingAfterBreak="0">
+    <w:nsid w:val="4B3027DD"/>
+    <w:multiLevelType w:val="hybridMultilevel"/>
+    <w:tmpl w:val="0C9AF2AC"/>
+    <w:lvl w:ilvl="0" w:tplc="0D0E45D2">
+      <w:start w:val="1"/>
+      <w:numFmt w:val="decimal"/>
+      <w:lvlText w:val="(%1."/>
+      <w:lvlJc w:val="left"/>
+      <w:pPr>
+        <w:ind w:left="720" w:hanging="360"/>
+      </w:pPr>
+      <w:rPr>
+        <w:rFonts w:hint="default"/>
+      </w:rPr>
+    </w:lvl>
+    <w:lvl w:ilvl="1" w:tplc="20000019" w:tentative="1">
+      <w:start w:val="1"/>
+      <w:numFmt w:val="lowerLetter"/>
+      <w:lvlText w:val="%2."/>
+      <w:lvlJc w:val="left"/>
+      <w:pPr>
+        <w:ind w:left="1440" w:hanging="360"/>
+      </w:pPr>
+    </w:lvl>
+    <w:lvl w:ilvl="2" w:tplc="2000001B" w:tentative="1">
+      <w:start w:val="1"/>
+      <w:numFmt w:val="lowerRoman"/>
+      <w:lvlText w:val="%3."/>
+      <w:lvlJc w:val="right"/>
+      <w:pPr>
+        <w:ind w:left="2160" w:hanging="180"/>
+      </w:pPr>
+    </w:lvl>
+    <w:lvl w:ilvl="3" w:tplc="2000000F" w:tentative="1">
+      <w:start w:val="1"/>
+      <w:numFmt w:val="decimal"/>
+      <w:lvlText w:val="%4."/>
+      <w:lvlJc w:val="left"/>
+      <w:pPr>
+        <w:ind w:left="2880" w:hanging="360"/>
+      </w:pPr>
+    </w:lvl>
+    <w:lvl w:ilvl="4" w:tplc="20000019" w:tentative="1">
+      <w:start w:val="1"/>
+      <w:numFmt w:val="lowerLetter"/>
+      <w:lvlText w:val="%5."/>
+      <w:lvlJc w:val="left"/>
+      <w:pPr>
+        <w:ind w:left="3600" w:hanging="360"/>
+      </w:pPr>
+    </w:lvl>
+    <w:lvl w:ilvl="5" w:tplc="2000001B" w:tentative="1">
+      <w:start w:val="1"/>
+      <w:numFmt w:val="lowerRoman"/>
+      <w:lvlText w:val="%6."/>
+      <w:lvlJc w:val="right"/>
+      <w:pPr>
+        <w:ind w:left="4320" w:hanging="180"/>
+      </w:pPr>
+    </w:lvl>
+    <w:lvl w:ilvl="6" w:tplc="2000000F" w:tentative="1">
+      <w:start w:val="1"/>
+      <w:numFmt w:val="decimal"/>
+      <w:lvlText w:val="%7."/>
+      <w:lvlJc w:val="left"/>
+      <w:pPr>
+        <w:ind w:left="5040" w:hanging="360"/>
+      </w:pPr>
+    </w:lvl>
+    <w:lvl w:ilvl="7" w:tplc="20000019" w:tentative="1">
+      <w:start w:val="1"/>
+      <w:numFmt w:val="lowerLetter"/>
+      <w:lvlText w:val="%8."/>
+      <w:lvlJc w:val="left"/>
+      <w:pPr>
+        <w:ind w:left="5760" w:hanging="360"/>
+      </w:pPr>
+    </w:lvl>
+    <w:lvl w:ilvl="8" w:tplc="2000001B" w:tentative="1">
+      <w:start w:val="1"/>
+      <w:numFmt w:val="lowerRoman"/>
+      <w:lvlText w:val="%9."/>
+      <w:lvlJc w:val="right"/>
+      <w:pPr>
+        <w:ind w:left="6480" w:hanging="180"/>
+      </w:pPr>
+    </w:lvl>
+  </w:abstractNum>
+  <w:num w:numId="1">
+    <w:abstractNumId w:val="1"/>
+  </w:num>
+  <w:num w:numId="2">
+    <w:abstractNumId w:val="0"/>
+  </w:num>
+</w:numbering>
+</file>
+
 <file path=word/styles.xml><?xml version="1.0" encoding="utf-8"?>
-<w:styles xmlns:mc="http://schemas.openxmlformats.org/markup-compatibility/2006" xmlns:r="http://schemas.openxmlformats.org/officeDocument/2006/relationships" xmlns:w="http://schemas.openxmlformats.org/wordprocessingml/2006/main" xmlns:w14="http://schemas.microsoft.com/office/word/2010/wordml" xmlns:w15="http://schemas.microsoft.com/office/word/2012/wordml" xmlns:w16cid="http://schemas.microsoft.com/office/word/2016/wordml/cid" xmlns:w16se="http://schemas.microsoft.com/office/word/2015/wordml/symex" mc:Ignorable="w14 w15 w16se w16cid">
+<w:styles xmlns:mc="http://schemas.openxmlformats.org/markup-compatibility/2006" xmlns:r="http://schemas.openxmlformats.org/officeDocument/2006/relationships" xmlns:w="http://schemas.openxmlformats.org/wordprocessingml/2006/main" xmlns:w14="http://schemas.microsoft.com/office/word/2010/wordml" xmlns:w15="http://schemas.microsoft.com/office/word/2012/wordml" xmlns:w16cex="http://schemas.microsoft.com/office/word/2018/wordml/cex" xmlns:w16cid="http://schemas.microsoft.com/office/word/2016/wordml/cid" xmlns:w16="http://schemas.microsoft.com/office/word/2018/wordml" xmlns:w16sdtdh="http://schemas.microsoft.com/office/word/2020/wordml/sdtdatahash" xmlns:w16se="http://schemas.microsoft.com/office/word/2015/wordml/symex" mc:Ignorable="w14 w15 w16se w16cid w16 w16cex w16sdtdh">
   <w:docDefaults>
     <w:rPrDefault>
       <w:rPr>
-        <w:rFonts w:asciiTheme="minorHAnsi" w:eastAsiaTheme="minorHAnsi" w:hAnsiTheme="minorHAnsi" w:cstheme="minorBidi"/>
-        <w:sz w:val="22"/>
-        <w:szCs w:val="22"/>
+        <w:rFonts w:ascii="Sakkal Majalla" w:eastAsiaTheme="minorHAnsi" w:hAnsi="Sakkal Majalla" w:cs="Sakkal Majalla"/>
+        <w:sz w:val="28"/>
+        <w:szCs w:val="28"/>
         <w:lang w:val="en-IL" w:eastAsia="en-US" w:bidi="ar-SA"/>
       </w:rPr>
     </w:rPrDefault>
@@ -696,9 +1048,6 @@
   <w:style w:type="paragraph" w:default="1" w:styleId="Normal">
     <w:name w:val="Normal"/>
     <w:qFormat/>
-    <w:rPr>
-      <w:lang w:bidi="ar-EG"/>
-    </w:rPr>
   </w:style>
   <w:style w:type="character" w:default="1" w:styleId="DefaultParagraphFont">
     <w:name w:val="Default Paragraph Font"/>
@@ -732,7 +1081,7 @@
     <w:basedOn w:val="DefaultParagraphFont"/>
     <w:uiPriority w:val="99"/>
     <w:unhideWhenUsed/>
-    <w:rsid w:val="00536565"/>
+    <w:rsid w:val="00E31705"/>
     <w:rPr>
       <w:color w:val="0563C1" w:themeColor="hyperlink"/>
       <w:u w:val="single"/>
@@ -744,11 +1093,22 @@
     <w:uiPriority w:val="99"/>
     <w:semiHidden/>
     <w:unhideWhenUsed/>
-    <w:rsid w:val="00536565"/>
+    <w:rsid w:val="00E31705"/>
     <w:rPr>
       <w:color w:val="605E5C"/>
       <w:shd w:val="clear" w:color="auto" w:fill="E1DFDD"/>
     </w:rPr>
+  </w:style>
+  <w:style w:type="paragraph" w:styleId="ListParagraph">
+    <w:name w:val="List Paragraph"/>
+    <w:basedOn w:val="Normal"/>
+    <w:uiPriority w:val="34"/>
+    <w:qFormat/>
+    <w:rsid w:val="00E31705"/>
+    <w:pPr>
+      <w:ind w:left="720"/>
+      <w:contextualSpacing/>
+    </w:pPr>
   </w:style>
 </w:styles>
 </file>
